--- a/papers/class11_v2/AMO_C11_L1_PracticePaper2_v2.docx
+++ b/papers/class11_v2/AMO_C11_L1_PracticePaper2_v2.docx
@@ -2321,7 +2321,7 @@
               </m:r>
               <m:acc>
                 <m:accPr>
-                  <m:chr m:val="‾"/>
+                  <m:chr m:val="̅"/>
                 </m:accPr>
                 <m:e>
                   <m:r>
@@ -2392,7 +2392,7 @@
             <m:oMath>
               <m:acc>
                 <m:accPr>
-                  <m:chr m:val="‾"/>
+                  <m:chr m:val="̅"/>
                 </m:accPr>
                 <m:e>
                   <m:r>
@@ -11375,7 +11375,24 @@
                       <w:i w:val="0"/>
                       <w:sz w:val="22"/>
                     </w:rPr>
-                    <w:t xml:space="preserve">2ⁿ &gt; </w:t>
+                    <w:t xml:space="preserve">2</w:t>
+                  </w:r>
+                  <w:r>
+                    <w:rPr>
+                      <w:b w:val="0"/>
+                      <w:sz w:val="22"/>
+                      <w:i/>
+                      <w:vertAlign w:val="superscript"/>
+                    </w:rPr>
+                    <w:t>n</w:t>
+                  </w:r>
+                  <w:r>
+                    <w:rPr>
+                      <w:b w:val="0"/>
+                      <w:i w:val="0"/>
+                      <w:sz w:val="22"/>
+                    </w:rPr>
+                    <w:t xml:space="preserve"> &gt; </w:t>
                   </w:r>
                   <w:r>
                     <w:rPr>
@@ -11490,7 +11507,24 @@
                       <w:i w:val="0"/>
                       <w:sz w:val="22"/>
                     </w:rPr>
-                    <w:t>4ⁿ ≥ 3</w:t>
+                    <w:t xml:space="preserve">4</w:t>
+                  </w:r>
+                  <w:r>
+                    <w:rPr>
+                      <w:b w:val="0"/>
+                      <w:sz w:val="22"/>
+                      <w:i/>
+                      <w:vertAlign w:val="superscript"/>
+                    </w:rPr>
+                    <w:t>n</w:t>
+                  </w:r>
+                  <w:r>
+                    <w:rPr>
+                      <w:b w:val="0"/>
+                      <w:i w:val="0"/>
+                      <w:sz w:val="22"/>
+                    </w:rPr>
+                    <w:t xml:space="preserve"> ≥ 3</w:t>
                   </w:r>
                   <w:r>
                     <w:rPr>
@@ -23450,7 +23484,24 @@
                 <w:i w:val="0"/>
                 <w:sz w:val="20"/>
               </w:rPr>
-              <w:t>4ⁿ ≥ 3</w:t>
+              <w:t xml:space="preserve">4</w:t>
+            </w:r>
+            <w:r>
+              <w:rPr>
+                <w:b w:val="0"/>
+                <w:sz w:val="20"/>
+                <w:i/>
+                <w:vertAlign w:val="superscript"/>
+              </w:rPr>
+              <w:t>n</w:t>
+            </w:r>
+            <w:r>
+              <w:rPr>
+                <w:b w:val="0"/>
+                <w:i w:val="0"/>
+                <w:sz w:val="20"/>
+              </w:rPr>
+              <w:t xml:space="preserve"> ≥ 3</w:t>
             </w:r>
             <w:r>
               <w:rPr>
@@ -23496,7 +23547,24 @@
                 <w:i w:val="0"/>
                 <w:sz w:val="20"/>
               </w:rPr>
-              <w:t>4ⁿ ≥ 3n + 1 holds at n = 1 (4 ≥ 4), and if 4ᵏ ≥ 3k + 1 then 4ᵏ⁺¹ ≥ 12k + 4 ≥ 3k + 4. The others fail at n = 2, n = 40 and n = 1.</w:t>
+              <w:t xml:space="preserve">4</w:t>
+            </w:r>
+            <w:r>
+              <w:rPr>
+                <w:b w:val="0"/>
+                <w:sz w:val="20"/>
+                <w:i/>
+                <w:vertAlign w:val="superscript"/>
+              </w:rPr>
+              <w:t>n</w:t>
+            </w:r>
+            <w:r>
+              <w:rPr>
+                <w:b w:val="0"/>
+                <w:i w:val="0"/>
+                <w:sz w:val="20"/>
+              </w:rPr>
+              <w:t xml:space="preserve"> ≥ 3n + 1 holds at n = 1 (4 ≥ 4), and if 4ᵏ ≥ 3k + 1 then 4ᵏ⁺¹ ≥ 12k + 4 ≥ 3k + 4. The others fail at n = 2, n = 40 and n = 1.</w:t>
             </w:r>
           </w:p>
         </w:tc>
